--- a/submission_behavsci/00_Cover_Letter.docx
+++ b/submission_behavsci/00_Cover_Letter.docx
@@ -91,7 +91,7 @@
         <w:rPr>
           <w:b w:val="0"/>
         </w:rPr>
-        <w:t>The review was registered in PROSPERO (CRD420261513927) and is reported according to PRISMA 2020, PRISMA-S, and SWiM; the completed checklists and a PRISMA flow diagram are included. We have reported its limitations openly, including single-reviewer screening and extraction, post hoc refinement of the outcome framework, reports verified only through abstracts, and the use of a generative AI tool, which is disclosed in the Methods and Acknowledgments.</w:t>
+        <w:t>The review was registered in PROSPERO (CRD420261513927) and is reported according to PRISMA 2020, PRISMA-S, and SWiM; the completed checklists and a PRISMA flow diagram are included. Every report was assessed with RoB 2, ROBINS-I, or the What Works Clearinghouse single-case design standards, and sensitivity analyses show that the principal conclusions hold when the evidence is restricted to the 24 reports verified against full texts, with one exception that we report as unconfirmed. We state the review’s limitations openly in Section 4.5: single-reviewer screening and extraction, post hoc refinement of the outcome framework, Phase 1 search records that cannot be audited at record level, eight reports that remain awaiting classification, and the use of generative AI tools, which is disclosed in the Methods and Acknowledgments.</w:t>
       </w:r>
     </w:p>
     <w:p>
